--- a/public/upload/service/nâng cơ - trẻ hoá - xoá nhăn/Xoá nọng cằm/Tài liệu không có tiêu đề.docx
+++ b/public/upload/service/nâng cơ - trẻ hoá - xoá nhăn/Xoá nọng cằm/Tài liệu không có tiêu đề.docx
@@ -12,6 +12,7 @@
         <w:jc w:val="center"/>
         <w:rPr>
           <w:b w:val="1"/>
+          <w:bCs w:val="1"/>
           <w:color w:val="343a40"/>
           <w:sz w:val="33"/>
           <w:szCs w:val="33"/>
@@ -22,6 +23,7 @@
       <w:r>
         <w:rPr>
           <w:b w:val="1"/>
+          <w:bCs w:val="1"/>
           <w:color w:val="343a40"/>
           <w:sz w:val="33"/>
           <w:szCs w:val="33"/>
@@ -79,6 +81,7 @@
         <w:spacing w:after="300" w:before="300" w:line="335.99999999999994" w:lineRule="auto"/>
         <w:rPr>
           <w:b w:val="1"/>
+          <w:bCs w:val="1"/>
           <w:color w:val="343a40"/>
           <w:sz w:val="27"/>
           <w:szCs w:val="27"/>
@@ -89,6 +92,7 @@
       <w:r>
         <w:rPr>
           <w:b w:val="1"/>
+          <w:bCs w:val="1"/>
           <w:color w:val="343a40"/>
           <w:sz w:val="27"/>
           <w:szCs w:val="27"/>
@@ -166,6 +170,7 @@
         <w:spacing w:after="300" w:before="220" w:line="335.99999999999994" w:lineRule="auto"/>
         <w:rPr>
           <w:b w:val="1"/>
+          <w:bCs w:val="1"/>
           <w:color w:val="343a40"/>
           <w:sz w:val="24"/>
           <w:szCs w:val="24"/>
@@ -176,6 +181,7 @@
       <w:r>
         <w:rPr>
           <w:b w:val="1"/>
+          <w:bCs w:val="1"/>
           <w:color w:val="343a40"/>
           <w:sz w:val="24"/>
           <w:szCs w:val="24"/>
@@ -253,6 +259,7 @@
         <w:spacing w:after="300" w:before="220" w:line="335.99999999999994" w:lineRule="auto"/>
         <w:rPr>
           <w:b w:val="1"/>
+          <w:bCs w:val="1"/>
           <w:color w:val="343a40"/>
           <w:sz w:val="24"/>
           <w:szCs w:val="24"/>
@@ -263,6 +270,7 @@
       <w:r>
         <w:rPr>
           <w:b w:val="1"/>
+          <w:bCs w:val="1"/>
           <w:color w:val="343a40"/>
           <w:sz w:val="24"/>
           <w:szCs w:val="24"/>
@@ -340,6 +348,7 @@
         <w:spacing w:after="300" w:before="220" w:line="335.99999999999994" w:lineRule="auto"/>
         <w:rPr>
           <w:b w:val="1"/>
+          <w:bCs w:val="1"/>
           <w:color w:val="343a40"/>
           <w:sz w:val="24"/>
           <w:szCs w:val="24"/>
@@ -350,6 +359,7 @@
       <w:r>
         <w:rPr>
           <w:b w:val="1"/>
+          <w:bCs w:val="1"/>
           <w:color w:val="343a40"/>
           <w:sz w:val="24"/>
           <w:szCs w:val="24"/>
@@ -447,6 +457,7 @@
         <w:spacing w:after="300" w:before="300" w:line="335.99999999999994" w:lineRule="auto"/>
         <w:rPr>
           <w:b w:val="1"/>
+          <w:bCs w:val="1"/>
           <w:color w:val="343a40"/>
           <w:sz w:val="27"/>
           <w:szCs w:val="27"/>
@@ -457,6 +468,7 @@
       <w:r>
         <w:rPr>
           <w:b w:val="1"/>
+          <w:bCs w:val="1"/>
           <w:color w:val="343a40"/>
           <w:sz w:val="27"/>
           <w:szCs w:val="27"/>
@@ -554,6 +566,7 @@
         <w:spacing w:after="300" w:before="300" w:line="335.99999999999994" w:lineRule="auto"/>
         <w:rPr>
           <w:b w:val="1"/>
+          <w:bCs w:val="1"/>
           <w:color w:val="343a40"/>
           <w:sz w:val="27"/>
           <w:szCs w:val="27"/>
@@ -564,6 +577,7 @@
       <w:r>
         <w:rPr>
           <w:b w:val="1"/>
+          <w:bCs w:val="1"/>
           <w:color w:val="343a40"/>
           <w:sz w:val="27"/>
           <w:szCs w:val="27"/>
@@ -601,6 +615,7 @@
         <w:spacing w:after="300" w:before="220" w:line="335.99999999999994" w:lineRule="auto"/>
         <w:rPr>
           <w:b w:val="1"/>
+          <w:bCs w:val="1"/>
           <w:color w:val="343a40"/>
           <w:sz w:val="24"/>
           <w:szCs w:val="24"/>
@@ -611,6 +626,7 @@
       <w:r>
         <w:rPr>
           <w:b w:val="1"/>
+          <w:bCs w:val="1"/>
           <w:color w:val="343a40"/>
           <w:sz w:val="24"/>
           <w:szCs w:val="24"/>
@@ -668,6 +684,7 @@
         <w:spacing w:after="300" w:before="220" w:line="335.99999999999994" w:lineRule="auto"/>
         <w:rPr>
           <w:b w:val="1"/>
+          <w:bCs w:val="1"/>
           <w:color w:val="343a40"/>
           <w:sz w:val="24"/>
           <w:szCs w:val="24"/>
@@ -678,6 +695,7 @@
       <w:r>
         <w:rPr>
           <w:b w:val="1"/>
+          <w:bCs w:val="1"/>
           <w:color w:val="343a40"/>
           <w:sz w:val="24"/>
           <w:szCs w:val="24"/>
@@ -735,6 +753,7 @@
         <w:spacing w:after="300" w:before="220" w:line="335.99999999999994" w:lineRule="auto"/>
         <w:rPr>
           <w:b w:val="1"/>
+          <w:bCs w:val="1"/>
           <w:color w:val="343a40"/>
           <w:sz w:val="24"/>
           <w:szCs w:val="24"/>
@@ -745,6 +764,7 @@
       <w:r>
         <w:rPr>
           <w:b w:val="1"/>
+          <w:bCs w:val="1"/>
           <w:color w:val="343a40"/>
           <w:sz w:val="24"/>
           <w:szCs w:val="24"/>
@@ -822,6 +842,7 @@
         <w:spacing w:after="300" w:before="220" w:line="335.99999999999994" w:lineRule="auto"/>
         <w:rPr>
           <w:b w:val="1"/>
+          <w:bCs w:val="1"/>
           <w:color w:val="343a40"/>
           <w:sz w:val="24"/>
           <w:szCs w:val="24"/>
@@ -832,6 +853,7 @@
       <w:r>
         <w:rPr>
           <w:b w:val="1"/>
+          <w:bCs w:val="1"/>
           <w:color w:val="343a40"/>
           <w:sz w:val="24"/>
           <w:szCs w:val="24"/>
@@ -909,6 +931,7 @@
         <w:spacing w:after="300" w:before="220" w:line="335.99999999999994" w:lineRule="auto"/>
         <w:rPr>
           <w:b w:val="1"/>
+          <w:bCs w:val="1"/>
           <w:color w:val="343a40"/>
           <w:sz w:val="24"/>
           <w:szCs w:val="24"/>
@@ -919,6 +942,7 @@
       <w:r>
         <w:rPr>
           <w:b w:val="1"/>
+          <w:bCs w:val="1"/>
           <w:color w:val="343a40"/>
           <w:sz w:val="24"/>
           <w:szCs w:val="24"/>
@@ -996,6 +1020,7 @@
         <w:spacing w:after="300" w:before="300" w:line="335.99999999999994" w:lineRule="auto"/>
         <w:rPr>
           <w:b w:val="1"/>
+          <w:bCs w:val="1"/>
           <w:color w:val="343a40"/>
           <w:sz w:val="27"/>
           <w:szCs w:val="27"/>
@@ -1006,6 +1031,7 @@
       <w:r>
         <w:rPr>
           <w:b w:val="1"/>
+          <w:bCs w:val="1"/>
           <w:color w:val="343a40"/>
           <w:sz w:val="27"/>
           <w:szCs w:val="27"/>
@@ -1043,6 +1069,7 @@
         <w:spacing w:after="300" w:before="220" w:line="335.99999999999994" w:lineRule="auto"/>
         <w:rPr>
           <w:b w:val="1"/>
+          <w:bCs w:val="1"/>
           <w:color w:val="343a40"/>
           <w:sz w:val="24"/>
           <w:szCs w:val="24"/>
@@ -1053,6 +1080,7 @@
       <w:r>
         <w:rPr>
           <w:b w:val="1"/>
+          <w:bCs w:val="1"/>
           <w:color w:val="343a40"/>
           <w:sz w:val="24"/>
           <w:szCs w:val="24"/>
@@ -1130,6 +1158,7 @@
         <w:spacing w:after="300" w:before="220" w:line="335.99999999999994" w:lineRule="auto"/>
         <w:rPr>
           <w:b w:val="1"/>
+          <w:bCs w:val="1"/>
           <w:color w:val="343a40"/>
           <w:sz w:val="24"/>
           <w:szCs w:val="24"/>
@@ -1140,6 +1169,7 @@
       <w:r>
         <w:rPr>
           <w:b w:val="1"/>
+          <w:bCs w:val="1"/>
           <w:color w:val="343a40"/>
           <w:sz w:val="24"/>
           <w:szCs w:val="24"/>
@@ -1217,6 +1247,7 @@
         <w:spacing w:after="300" w:before="220" w:line="335.99999999999994" w:lineRule="auto"/>
         <w:rPr>
           <w:b w:val="1"/>
+          <w:bCs w:val="1"/>
           <w:color w:val="343a40"/>
           <w:sz w:val="24"/>
           <w:szCs w:val="24"/>
@@ -1227,6 +1258,7 @@
       <w:r>
         <w:rPr>
           <w:b w:val="1"/>
+          <w:bCs w:val="1"/>
           <w:color w:val="343a40"/>
           <w:sz w:val="24"/>
           <w:szCs w:val="24"/>
@@ -1304,6 +1336,7 @@
         <w:spacing w:after="300" w:before="300" w:line="335.99999999999994" w:lineRule="auto"/>
         <w:rPr>
           <w:b w:val="1"/>
+          <w:bCs w:val="1"/>
           <w:color w:val="343a40"/>
           <w:sz w:val="27"/>
           <w:szCs w:val="27"/>
@@ -1314,6 +1347,7 @@
       <w:r>
         <w:rPr>
           <w:b w:val="1"/>
+          <w:bCs w:val="1"/>
           <w:color w:val="343a40"/>
           <w:sz w:val="27"/>
           <w:szCs w:val="27"/>
@@ -1351,6 +1385,7 @@
         <w:spacing w:after="300" w:before="220" w:line="335.99999999999994" w:lineRule="auto"/>
         <w:rPr>
           <w:b w:val="1"/>
+          <w:bCs w:val="1"/>
           <w:color w:val="343a40"/>
           <w:sz w:val="24"/>
           <w:szCs w:val="24"/>
@@ -1361,6 +1396,7 @@
       <w:r>
         <w:rPr>
           <w:b w:val="1"/>
+          <w:bCs w:val="1"/>
           <w:color w:val="343a40"/>
           <w:sz w:val="24"/>
           <w:szCs w:val="24"/>
@@ -1418,6 +1454,7 @@
         <w:spacing w:after="300" w:before="220" w:line="335.99999999999994" w:lineRule="auto"/>
         <w:rPr>
           <w:b w:val="1"/>
+          <w:bCs w:val="1"/>
           <w:color w:val="343a40"/>
           <w:sz w:val="24"/>
           <w:szCs w:val="24"/>
@@ -1428,6 +1465,7 @@
       <w:r>
         <w:rPr>
           <w:b w:val="1"/>
+          <w:bCs w:val="1"/>
           <w:color w:val="343a40"/>
           <w:sz w:val="24"/>
           <w:szCs w:val="24"/>
@@ -1485,6 +1523,7 @@
         <w:spacing w:after="300" w:before="220" w:line="335.99999999999994" w:lineRule="auto"/>
         <w:rPr>
           <w:b w:val="1"/>
+          <w:bCs w:val="1"/>
           <w:color w:val="343a40"/>
           <w:sz w:val="24"/>
           <w:szCs w:val="24"/>
@@ -1495,6 +1534,7 @@
       <w:r>
         <w:rPr>
           <w:b w:val="1"/>
+          <w:bCs w:val="1"/>
           <w:color w:val="343a40"/>
           <w:sz w:val="24"/>
           <w:szCs w:val="24"/>
@@ -1552,6 +1592,7 @@
         <w:spacing w:after="300" w:before="300" w:line="335.99999999999994" w:lineRule="auto"/>
         <w:rPr>
           <w:b w:val="1"/>
+          <w:bCs w:val="1"/>
           <w:color w:val="343a40"/>
           <w:sz w:val="27"/>
           <w:szCs w:val="27"/>
@@ -1562,6 +1603,7 @@
       <w:r>
         <w:rPr>
           <w:b w:val="1"/>
+          <w:bCs w:val="1"/>
           <w:color w:val="343a40"/>
           <w:sz w:val="27"/>
           <w:szCs w:val="27"/>
@@ -1633,6 +1675,7 @@
         <w:r>
           <w:rPr>
             <w:b w:val="1"/>
+            <w:bCs w:val="1"/>
             <w:color w:val="0055ff"/>
             <w:sz w:val="23"/>
             <w:szCs w:val="23"/>
@@ -1656,6 +1699,7 @@
         <w:spacing w:after="300" w:before="300" w:line="335.99999999999994" w:lineRule="auto"/>
         <w:rPr>
           <w:b w:val="1"/>
+          <w:bCs w:val="1"/>
           <w:color w:val="343a40"/>
           <w:sz w:val="27"/>
           <w:szCs w:val="27"/>
@@ -1666,6 +1710,7 @@
       <w:r>
         <w:rPr>
           <w:b w:val="1"/>
+          <w:bCs w:val="1"/>
           <w:color w:val="343a40"/>
           <w:sz w:val="27"/>
           <w:szCs w:val="27"/>
@@ -1893,6 +1938,7 @@
     </w:pPr>
     <w:rPr>
       <w:b w:val="0"/>
+      <w:bCs w:val="0"/>
       <w:sz w:val="32"/>
       <w:szCs w:val="32"/>
     </w:rPr>
@@ -1909,6 +1955,7 @@
     </w:pPr>
     <w:rPr>
       <w:b w:val="0"/>
+      <w:bCs w:val="0"/>
       <w:color w:val="434343"/>
       <w:sz w:val="28"/>
       <w:szCs w:val="28"/>
@@ -1958,6 +2005,7 @@
     </w:pPr>
     <w:rPr>
       <w:i w:val="1"/>
+      <w:iCs w:val="1"/>
       <w:color w:val="666666"/>
       <w:sz w:val="22"/>
       <w:szCs w:val="22"/>
@@ -1991,6 +2039,7 @@
     <w:rPr>
       <w:rFonts w:ascii="Arial" w:cs="Arial" w:eastAsia="Arial" w:hAnsi="Arial"/>
       <w:i w:val="0"/>
+      <w:iCs w:val="0"/>
       <w:color w:val="666666"/>
       <w:sz w:val="30"/>
       <w:szCs w:val="30"/>
